--- a/MATERIAL_2027/C2/S2/DADOS3EMC2B1S2A1_material_complementar_aluno.docx
+++ b/MATERIAL_2027/C2/S2/DADOS3EMC2B1S2A1_material_complementar_aluno.docx
@@ -162,7 +162,23 @@
         <w:spacing w:after="40" w:line="240" w:lineRule="auto"/>
       </w:pPr>
       <w:r>
-        <w:t xml:space="preserve">Organizar um recorte de dados em uma matriz, identificar sua ordem, comparar percentuais e elaborar uma </w:t>
+        <w:t xml:space="preserve">Organizar um recorte de dados em uma matriz, identificar sua ordem, comparar percentuais e </w:t>
+      </w:r>
+      <w:proofErr w:type="spellStart"/>
+      <w:r>
+        <w:t>elaborar</w:t>
+      </w:r>
+      <w:proofErr w:type="spellEnd"/>
+      <w:r>
+        <w:t xml:space="preserve"> </w:t>
+      </w:r>
+      <w:proofErr w:type="spellStart"/>
+      <w:r>
+        <w:t>uma</w:t>
+      </w:r>
+      <w:proofErr w:type="spellEnd"/>
+      <w:r>
+        <w:t xml:space="preserve"> </w:t>
       </w:r>
       <w:proofErr w:type="spellStart"/>
       <w:r>
@@ -256,18 +272,9 @@
       </w:r>
       <w:proofErr w:type="spellEnd"/>
       <w:r>
-        <w:t xml:space="preserve"> </w:t>
-      </w:r>
-      <w:proofErr w:type="gramStart"/>
-      <w:r>
-        <w:t>a</w:t>
-      </w:r>
-      <w:proofErr w:type="gramEnd"/>
-      <w:r>
-        <w:t xml:space="preserve"> </w:t>
+        <w:t xml:space="preserve"> a </w:t>
       </w:r>
       <w:proofErr w:type="spellStart"/>
-      <w:proofErr w:type="gramStart"/>
       <w:r>
         <w:t>arquivos</w:t>
       </w:r>
@@ -280,7 +287,6 @@
         <w:t>ipynb</w:t>
       </w:r>
       <w:proofErr w:type="spellEnd"/>
-      <w:proofErr w:type="gramEnd"/>
       <w:r>
         <w:t>.</w:t>
       </w:r>
@@ -343,6 +349,32 @@
     </w:p>
     <w:p>
       <w:pPr>
+        <w:pStyle w:val="PargrafodaLista"/>
+        <w:spacing w:after="0" w:line="240" w:lineRule="auto"/>
+        <w:ind w:left="714"/>
+        <w:contextualSpacing w:val="0"/>
+        <w:jc w:val="both"/>
+      </w:pPr>
+      <w:hyperlink r:id="rId8" w:history="1">
+        <w:r>
+          <w:rPr>
+            <w:rStyle w:val="Hyperlink"/>
+          </w:rPr>
+          <w:t>https://github.com/ept-seduc-sp/dados-ano2/blob/main/MATERIAL_2027/C2/S2/DADOS3EMC2B1S2A1_material_complementar_aluno.ipynb</w:t>
+        </w:r>
+      </w:hyperlink>
+    </w:p>
+    <w:p>
+      <w:pPr>
+        <w:pStyle w:val="PargrafodaLista"/>
+        <w:spacing w:after="0" w:line="240" w:lineRule="auto"/>
+        <w:ind w:left="714"/>
+        <w:contextualSpacing w:val="0"/>
+        <w:jc w:val="both"/>
+      </w:pPr>
+    </w:p>
+    <w:p>
+      <w:pPr>
         <w:spacing w:before="60" w:after="20" w:line="240" w:lineRule="auto"/>
       </w:pPr>
       <w:proofErr w:type="spellStart"/>
@@ -426,13 +458,8 @@
         <w:spacing w:after="0" w:line="240" w:lineRule="auto"/>
         <w:contextualSpacing w:val="0"/>
       </w:pPr>
-      <w:proofErr w:type="gramStart"/>
-      <w:r>
-        <w:t>a</w:t>
-      </w:r>
-      <w:proofErr w:type="gramEnd"/>
-      <w:r>
-        <w:t xml:space="preserve"> </w:t>
+      <w:r>
+        <w:t xml:space="preserve">a </w:t>
       </w:r>
       <w:proofErr w:type="spellStart"/>
       <w:r>
@@ -478,7 +505,23 @@
       </w:r>
       <w:proofErr w:type="spellEnd"/>
       <w:r>
-        <w:t xml:space="preserve"> “criar conteúdos”.</w:t>
+        <w:t xml:space="preserve"> “</w:t>
+      </w:r>
+      <w:proofErr w:type="spellStart"/>
+      <w:r>
+        <w:t>criar</w:t>
+      </w:r>
+      <w:proofErr w:type="spellEnd"/>
+      <w:r>
+        <w:t xml:space="preserve"> </w:t>
+      </w:r>
+      <w:proofErr w:type="spellStart"/>
+      <w:r>
+        <w:t>conteúdos</w:t>
+      </w:r>
+      <w:proofErr w:type="spellEnd"/>
+      <w:r>
+        <w:t>”.</w:t>
       </w:r>
     </w:p>
     <w:p>
@@ -981,6 +1024,7 @@
         <w:rPr>
           <w:i/>
         </w:rPr>
+        <w:lastRenderedPageBreak/>
         <w:t>Este documento é o roteiro de leitura e de registro. O notebook é usado somente para executar e conferir os procedimentos no Python.</w:t>
       </w:r>
     </w:p>
@@ -1019,7 +1063,6 @@
         <w:rPr>
           <w:b/>
         </w:rPr>
-        <w:lastRenderedPageBreak/>
         <w:t>1. Selecione os dados</w:t>
       </w:r>
     </w:p>
@@ -1375,7 +1418,15 @@
         <w:spacing w:after="40" w:line="240" w:lineRule="auto"/>
       </w:pPr>
       <w:r>
-        <w:t xml:space="preserve">Entradas consultadas para a </w:t>
+        <w:t xml:space="preserve">Entradas </w:t>
+      </w:r>
+      <w:proofErr w:type="spellStart"/>
+      <w:r>
+        <w:t>consultadas</w:t>
+      </w:r>
+      <w:proofErr w:type="spellEnd"/>
+      <w:r>
+        <w:t xml:space="preserve"> para a </w:t>
       </w:r>
       <w:proofErr w:type="spellStart"/>
       <w:r>
@@ -1415,7 +1466,15 @@
       </w:r>
       <w:proofErr w:type="spellEnd"/>
       <w:r>
-        <w:t xml:space="preserve"> para a Finalidade 2:</w:t>
+        <w:t xml:space="preserve"> para a </w:t>
+      </w:r>
+      <w:proofErr w:type="spellStart"/>
+      <w:r>
+        <w:t>Finalidade</w:t>
+      </w:r>
+      <w:proofErr w:type="spellEnd"/>
+      <w:r>
+        <w:t xml:space="preserve"> 2:</w:t>
       </w:r>
     </w:p>
     <w:p>
@@ -1661,8 +1720,8 @@
       </w:r>
     </w:p>
     <w:sectPr>
-      <w:headerReference w:type="default" r:id="rId8"/>
-      <w:footerReference w:type="default" r:id="rId9"/>
+      <w:headerReference w:type="default" r:id="rId9"/>
+      <w:footerReference w:type="default" r:id="rId10"/>
       <w:pgSz w:w="12240" w:h="15840"/>
       <w:pgMar w:top="1077" w:right="907" w:bottom="907" w:left="907" w:header="113" w:footer="255" w:gutter="0"/>
       <w:cols w:space="720"/>
@@ -13909,6 +13968,29 @@
       </w:tcPr>
     </w:tblStylePr>
   </w:style>
+  <w:style w:type="character" w:styleId="Hyperlink">
+    <w:name w:val="Hyperlink"/>
+    <w:basedOn w:val="Fontepargpadro"/>
+    <w:uiPriority w:val="99"/>
+    <w:unhideWhenUsed/>
+    <w:rsid w:val="00926625"/>
+    <w:rPr>
+      <w:color w:val="0000FF" w:themeColor="hyperlink"/>
+      <w:u w:val="single"/>
+    </w:rPr>
+  </w:style>
+  <w:style w:type="character" w:styleId="MenoPendente">
+    <w:name w:val="Unresolved Mention"/>
+    <w:basedOn w:val="Fontepargpadro"/>
+    <w:uiPriority w:val="99"/>
+    <w:semiHidden/>
+    <w:unhideWhenUsed/>
+    <w:rsid w:val="00926625"/>
+    <w:rPr>
+      <w:color w:val="605E5C"/>
+      <w:shd w:val="clear" w:color="auto" w:fill="E1DFDD"/>
+    </w:rPr>
+  </w:style>
 </w:styles>
 </file>
 
